--- a/Robeco/CV - Christopher (Christy) Bruce .docx
+++ b/Robeco/CV - Christopher (Christy) Bruce .docx
@@ -424,13 +424,7 @@
         </w:rPr>
       </w:pPr>
       <w:r>
-        <w:t>Developed a sustainability-linked innovation index scheduled for public listing in the Japanese market</w:t>
-      </w:r>
-      <w:r>
-        <w:t xml:space="preserve"> for institutional clients</w:t>
-      </w:r>
-      <w:r>
-        <w:t>, working across the full chain from signal design to portfolio construction and performance evaluation.</w:t>
+        <w:t>Developed a sustainability-linked innovation index scheduled for public listing in the Japanese market for institutional clients, working across the full chain from signal design to portfolio construction and performance evaluation.</w:t>
       </w:r>
     </w:p>
     <w:p>
@@ -1063,7 +1057,61 @@
           <w:i/>
           <w:iCs/>
         </w:rPr>
-        <w:t>Quantitative Analyst Intern                                                                                                                                   May 2024 - Oct 2024</w:t>
+        <w:t xml:space="preserve">Quantitative Analyst Intern                                                                                                                                  </w:t>
+      </w:r>
+      <w:r>
+        <w:rPr>
+          <w:b w:val="0"/>
+          <w:bCs w:val="0"/>
+          <w:i/>
+          <w:iCs/>
+        </w:rPr>
+        <w:t xml:space="preserve"> </w:t>
+      </w:r>
+      <w:r>
+        <w:rPr>
+          <w:b w:val="0"/>
+          <w:bCs w:val="0"/>
+          <w:i/>
+          <w:iCs/>
+        </w:rPr>
+        <w:t xml:space="preserve"> </w:t>
+      </w:r>
+      <w:r>
+        <w:rPr>
+          <w:b w:val="0"/>
+          <w:bCs w:val="0"/>
+          <w:i/>
+          <w:iCs/>
+        </w:rPr>
+        <w:t>Jun</w:t>
+      </w:r>
+      <w:r>
+        <w:rPr>
+          <w:b w:val="0"/>
+          <w:bCs w:val="0"/>
+          <w:i/>
+          <w:iCs/>
+        </w:rPr>
+        <w:t xml:space="preserve"> 2024 - </w:t>
+      </w:r>
+      <w:r>
+        <w:rPr>
+          <w:b w:val="0"/>
+          <w:bCs w:val="0"/>
+          <w:i/>
+          <w:iCs/>
+        </w:rPr>
+        <w:t>Sep</w:t>
+      </w:r>
+      <w:r>
+        <w:rPr>
+          <w:b w:val="0"/>
+          <w:bCs w:val="0"/>
+          <w:i/>
+          <w:iCs/>
+        </w:rPr>
+        <w:t xml:space="preserve"> 2024</w:t>
       </w:r>
     </w:p>
     <w:p>
